--- a/informes/informe_seguimiento_jose_maria_moncloa_vw_2026-03.docx
+++ b/informes/informe_seguimiento_jose_maria_moncloa_vw_2026-03.docx
@@ -20,7 +20,7 @@
           <w:color w:val="444444"/>
           <w:sz w:val="24"/>
         </w:rPr>
-        <w:t>José María Campos · Moncloa VW</w:t>
+        <w:t>Jose Maria Campos · Moncloa VW</w:t>
       </w:r>
     </w:p>
     <w:p>
@@ -58,6 +58,14 @@
         <w:pStyle w:val="ListBullet"/>
       </w:pPr>
       <w:r>
+        <w:t>ICC Modulo Proactividad Comercial — Posicion 53 de 166 | Puntuacion del modulo: 4,26</w:t>
+      </w:r>
+    </w:p>
+    <w:p>
+      <w:pPr>
+        <w:pStyle w:val="ListBullet"/>
+      </w:pPr>
+      <w:r>
         <w:t>Desgaste total 235.29% (posicion 4/7 del ranking): por encima del umbral de referencia (220%).</w:t>
       </w:r>
     </w:p>
@@ -85,6 +93,55 @@
         <w:t>Variacion mano de obra respecto a hace 2 anos: +52.18%.</w:t>
       </w:r>
     </w:p>
+    <w:p>
+      <w:pPr>
+        <w:pStyle w:val="ListBullet"/>
+      </w:pPr>
+      <w:r>
+        <w:t>ICC - Sust. Neumaticos: 42,7% (media 22,4%, Top20 40,7%). Excelente, nivel superior al Top 20.</w:t>
+      </w:r>
+    </w:p>
+    <w:p>
+      <w:pPr>
+        <w:pStyle w:val="ListBullet"/>
+      </w:pPr>
+      <w:r>
+        <w:t>ICC - Radar (Desgaste): 113,1% (media 99%, Top20 164%). Excelente, puntuacion maxima (10,00).</w:t>
+      </w:r>
+    </w:p>
+    <w:p>
+      <w:r>
+        <w:rPr>
+          <w:b/>
+          <w:color w:val="C0392B"/>
+        </w:rPr>
+        <w:t>Puntos a mejorar</w:t>
+      </w:r>
+    </w:p>
+    <w:p>
+      <w:pPr>
+        <w:pStyle w:val="ListBullet"/>
+      </w:pPr>
+      <w:r>
+        <w:t>ICC - RGPD: 31,3% (media 74%, Top20 93%). Puntuacion 0,00. Nivel critico.</w:t>
+      </w:r>
+    </w:p>
+    <w:p>
+      <w:pPr>
+        <w:pStyle w:val="ListBullet"/>
+      </w:pPr>
+      <w:r>
+        <w:t>ICC - Ext. Garantia: 11,4% (media 49%, Top20 80%). Score critico de 0,50.</w:t>
+      </w:r>
+    </w:p>
+    <w:p>
+      <w:pPr>
+        <w:pStyle w:val="ListBullet"/>
+      </w:pPr>
+      <w:r>
+        <w:t>ICC - At. Comerciales: 0,0% (media 9%, Top20 49%). Resultado nulo. Score 0,00. Critico.</w:t>
+      </w:r>
+    </w:p>
     <w:p/>
     <w:p>
       <w:pPr>
@@ -94,6 +151,64 @@
         <w:t>Digital</w:t>
       </w:r>
     </w:p>
+    <w:p>
+      <w:r>
+        <w:rPr>
+          <w:b/>
+          <w:color w:val="1A7A3C"/>
+        </w:rPr>
+        <w:t>Puntos positivos</w:t>
+      </w:r>
+    </w:p>
+    <w:p>
+      <w:pPr>
+        <w:pStyle w:val="ListBullet"/>
+      </w:pPr>
+      <w:r>
+        <w:t>ICC Modulo Digital — Posicion 65 de 166 | Puntuacion del modulo: 5,42</w:t>
+      </w:r>
+    </w:p>
+    <w:p>
+      <w:pPr>
+        <w:pStyle w:val="ListBullet"/>
+      </w:pPr>
+      <w:r>
+        <w:t>ICC - Gestion de Leads: 100,0% (media 83%, Top20 100%). Maximo aprovechamiento. Perfecto.</w:t>
+      </w:r>
+    </w:p>
+    <w:p>
+      <w:pPr>
+        <w:pStyle w:val="ListBullet"/>
+      </w:pPr>
+      <w:r>
+        <w:t>ICC - Cita Online: 10,7% (media 1,3%, Top20 6,1%). Excelente, muy por encima de la red.</w:t>
+      </w:r>
+    </w:p>
+    <w:p>
+      <w:r>
+        <w:rPr>
+          <w:b/>
+          <w:color w:val="C0392B"/>
+        </w:rPr>
+        <w:t>Puntos a mejorar</w:t>
+      </w:r>
+    </w:p>
+    <w:p>
+      <w:pPr>
+        <w:pStyle w:val="ListBullet"/>
+      </w:pPr>
+      <w:r>
+        <w:t>ICC - Recovery Conectividad: 2,3% (media 7,72%, Top20 21,47%). Rendimiento bajo.</w:t>
+      </w:r>
+    </w:p>
+    <w:p>
+      <w:pPr>
+        <w:pStyle w:val="ListBullet"/>
+      </w:pPr>
+      <w:r>
+        <w:t>ICC - ONE Score: 6,0 (media 6,6, Top20 8,8). Por debajo de la media.</w:t>
+      </w:r>
+    </w:p>
     <w:p/>
     <w:p>
       <w:pPr>
@@ -101,6 +216,47 @@
       </w:pPr>
       <w:r>
         <w:t>Calidad</w:t>
+      </w:r>
+    </w:p>
+    <w:p>
+      <w:r>
+        <w:rPr>
+          <w:b/>
+          <w:color w:val="1A7A3C"/>
+        </w:rPr>
+        <w:t>Puntos positivos</w:t>
+      </w:r>
+    </w:p>
+    <w:p>
+      <w:pPr>
+        <w:pStyle w:val="ListBullet"/>
+      </w:pPr>
+      <w:r>
+        <w:t>ICC Modulo Calidad — Posicion 52 de 166 | Puntuacion del modulo: 6,93</w:t>
+      </w:r>
+    </w:p>
+    <w:p>
+      <w:pPr>
+        <w:pStyle w:val="ListBullet"/>
+      </w:pPr>
+      <w:r>
+        <w:t>ICC - ICT (Incidencias): 0,0% (media 0,5%, Top20 0%). Sin reclamaciones. Perfecto.</w:t>
+      </w:r>
+    </w:p>
+    <w:p>
+      <w:pPr>
+        <w:pStyle w:val="ListBullet"/>
+      </w:pPr>
+      <w:r>
+        <w:t>ICC - Escalaciones At. C.: 0,0% (media 2,4%, Top20 0,0%). Gestion impecable de quejas.</w:t>
+      </w:r>
+    </w:p>
+    <w:p>
+      <w:pPr>
+        <w:pStyle w:val="ListBullet"/>
+      </w:pPr>
+      <w:r>
+        <w:t>ICC - Google BP: 100,0% (media 97,8%, Top20 100%). Maxima respuesta a resenas. Perfecto.</w:t>
       </w:r>
     </w:p>
     <w:p>
@@ -118,6 +274,22 @@
       </w:pPr>
       <w:r>
         <w:t>CAL1SEM: 4.00 (10 puntos Iron Man). Por debajo de 5. Revisar encuestas de satisfaccion.</w:t>
+      </w:r>
+    </w:p>
+    <w:p>
+      <w:pPr>
+        <w:pStyle w:val="ListBullet"/>
+      </w:pPr>
+      <w:r>
+        <w:t>ICC - Satisfaccion General (NPS): 61,5% (media 65,4%, Top20 96,2%). NPS por debajo de la media.</w:t>
+      </w:r>
+    </w:p>
+    <w:p>
+      <w:pPr>
+        <w:pStyle w:val="ListBullet"/>
+      </w:pPr>
+      <w:r>
+        <w:t>ICC - Serv. Movilidad: 28,9% (media 63,5%, Top20 161,4%). Uso de flota muy bajo. Critico.</w:t>
       </w:r>
     </w:p>
     <w:p/>
@@ -155,13 +327,37 @@
         <w:t>Recursos generales</w:t>
       </w:r>
     </w:p>
-    <w:p/>
+    <w:p>
+      <w:r>
+        <w:rPr>
+          <w:b/>
+          <w:color w:val="1A7A3C"/>
+        </w:rPr>
+        <w:t>Puntos positivos</w:t>
+      </w:r>
+    </w:p>
     <w:p>
       <w:pPr>
-        <w:pStyle w:val="Heading1"/>
+        <w:pStyle w:val="ListBullet"/>
       </w:pPr>
       <w:r>
-        <w:t>Rankings de marca</w:t>
+        <w:t>ICC Modulo Recursos Generales — Posicion 71 de 166 | Puntuacion del modulo: 5,79</w:t>
+      </w:r>
+    </w:p>
+    <w:p>
+      <w:pPr>
+        <w:pStyle w:val="ListBullet"/>
+      </w:pPr>
+      <w:r>
+        <w:t>ICC - T. Ciclo Mecanica: 1,22 dias (media 2,07, Top20 1,86). Eficiencia maxima.</w:t>
+      </w:r>
+    </w:p>
+    <w:p>
+      <w:pPr>
+        <w:pStyle w:val="ListBullet"/>
+      </w:pPr>
+      <w:r>
+        <w:t>ICC - T. Cita Mecanica: 14,3 dias (media 15,02, Top20 12,83). En linea con la media.</w:t>
       </w:r>
     </w:p>
     <w:p>
@@ -178,7 +374,176 @@
         <w:pStyle w:val="ListBullet"/>
       </w:pPr>
       <w:r>
-        <w:t>ICC: posicion 60 en el ranking de marca. Margen de mejora significativo.</w:t>
+        <w:t>ICC - Ocupacion (PLATON): 75,1% (media 88,3%, Top20 101,22%). Baja carga tecnica.</w:t>
+      </w:r>
+    </w:p>
+    <w:p>
+      <w:pPr>
+        <w:pStyle w:val="ListBullet"/>
+      </w:pPr>
+      <w:r>
+        <w:t>ICC - Mantenim. &lt;24h: 11,5% (media 48,11%, Top20 73%). Muy baja rapidez. Critico.</w:t>
+      </w:r>
+    </w:p>
+    <w:p/>
+    <w:p>
+      <w:pPr>
+        <w:pStyle w:val="Heading1"/>
+      </w:pPr>
+      <w:r>
+        <w:t>Carroceria</w:t>
+      </w:r>
+    </w:p>
+    <w:p>
+      <w:r>
+        <w:rPr>
+          <w:b/>
+          <w:color w:val="1A7A3C"/>
+        </w:rPr>
+        <w:t>Puntos positivos</w:t>
+      </w:r>
+    </w:p>
+    <w:p>
+      <w:pPr>
+        <w:pStyle w:val="ListBullet"/>
+      </w:pPr>
+      <w:r>
+        <w:t>ICC Modulo Carroceria — Posicion 75 de 166 | Puntuacion del modulo: 6,44</w:t>
+      </w:r>
+    </w:p>
+    <w:p>
+      <w:pPr>
+        <w:pStyle w:val="ListBullet"/>
+      </w:pPr>
+      <w:r>
+        <w:t>ICC - Recup. Siniestros: 100,0% (media 98,1%, Top20 100%). Gestion perfecta del programa.</w:t>
+      </w:r>
+    </w:p>
+    <w:p>
+      <w:pPr>
+        <w:pStyle w:val="ListBullet"/>
+      </w:pPr>
+      <w:r>
+        <w:t>ICC - Retencion Parque: -1,0% (media 0,2%). Score positivo pese a tendencia.</w:t>
+      </w:r>
+    </w:p>
+    <w:p>
+      <w:r>
+        <w:rPr>
+          <w:b/>
+          <w:color w:val="C0392B"/>
+        </w:rPr>
+        <w:t>Puntos a mejorar</w:t>
+      </w:r>
+    </w:p>
+    <w:p>
+      <w:pPr>
+        <w:pStyle w:val="ListBullet"/>
+      </w:pPr>
+      <w:r>
+        <w:t>ICC - Facturacion Carroceria: -60,4% (media 50,2%, Top20 418%). Caida masiva de facturacion. Critico.</w:t>
+      </w:r>
+    </w:p>
+    <w:p/>
+    <w:p>
+      <w:pPr>
+        <w:pStyle w:val="Heading1"/>
+      </w:pPr>
+      <w:r>
+        <w:t>Personas</w:t>
+      </w:r>
+    </w:p>
+    <w:p>
+      <w:r>
+        <w:rPr>
+          <w:b/>
+          <w:color w:val="1A7A3C"/>
+        </w:rPr>
+        <w:t>Puntos positivos</w:t>
+      </w:r>
+    </w:p>
+    <w:p>
+      <w:pPr>
+        <w:pStyle w:val="ListBullet"/>
+      </w:pPr>
+      <w:r>
+        <w:t>ICC Modulo Personas — Posicion 138 de 166 | Puntuacion del modulo: 4,42</w:t>
+      </w:r>
+    </w:p>
+    <w:p>
+      <w:pPr>
+        <w:pStyle w:val="ListBullet"/>
+      </w:pPr>
+      <w:r>
+        <w:t>ICC - Formacion (% Certificados): 100,0% (media 99,15%, Top20 100%). Equipo totalmente certificado.</w:t>
+      </w:r>
+    </w:p>
+    <w:p>
+      <w:pPr>
+        <w:pStyle w:val="ListBullet"/>
+      </w:pPr>
+      <w:r>
+        <w:t>ICC - Retencion Personal: 94,7% (media 88,8%, Top20 100%). Superior a la media nacional.</w:t>
+      </w:r>
+    </w:p>
+    <w:p>
+      <w:r>
+        <w:rPr>
+          <w:b/>
+          <w:color w:val="C0392B"/>
+        </w:rPr>
+        <w:t>Puntos a mejorar</w:t>
+      </w:r>
+    </w:p>
+    <w:p>
+      <w:pPr>
+        <w:pStyle w:val="ListBullet"/>
+      </w:pPr>
+      <w:r>
+        <w:t>ICC - Formacion (% No Asistencia): 51,9% (media 8,8%, Top20 0%). Absentismo masivo. Critico.</w:t>
+      </w:r>
+    </w:p>
+    <w:p/>
+    <w:p>
+      <w:pPr>
+        <w:pStyle w:val="Heading1"/>
+      </w:pPr>
+      <w:r>
+        <w:t>Rankings de marca</w:t>
+      </w:r>
+    </w:p>
+    <w:p>
+      <w:r>
+        <w:rPr>
+          <w:b/>
+          <w:color w:val="1A7A3C"/>
+        </w:rPr>
+        <w:t>Puntos positivos</w:t>
+      </w:r>
+    </w:p>
+    <w:p>
+      <w:pPr>
+        <w:pStyle w:val="ListBullet"/>
+      </w:pPr>
+      <w:r>
+        <w:t>ICC global: posicion 60 de 166 | Puntuacion: 5,48</w:t>
+      </w:r>
+    </w:p>
+    <w:p>
+      <w:r>
+        <w:rPr>
+          <w:b/>
+          <w:color w:val="C0392B"/>
+        </w:rPr>
+        <w:t>Puntos a mejorar</w:t>
+      </w:r>
+    </w:p>
+    <w:p>
+      <w:pPr>
+        <w:pStyle w:val="ListBullet"/>
+      </w:pPr>
+      <w:r>
+        <w:t>Iron Man ICC: posicion 60 en el ranking de marca. Margen de mejora significativo.</w:t>
       </w:r>
     </w:p>
     <w:p>
@@ -201,62 +566,99 @@
     <w:tbl>
       <w:tblPr>
         <w:tblStyle w:val="TableGrid"/>
-        <w:tblW w:w="0" w:type="auto"/>
+        <w:tblW w:type="auto" w:w="0"/>
+        <w:tblLook w:firstColumn="1" w:firstRow="1" w:lastColumn="0" w:lastRow="0" w:noHBand="0" w:noVBand="1" w:val="04A0"/>
       </w:tblPr>
+      <w:tblGrid>
+        <w:gridCol w:w="3010"/>
+        <w:gridCol w:w="3010"/>
+        <w:gridCol w:w="3010"/>
+      </w:tblGrid>
       <w:tr>
         <w:tc>
-          <w:tcPr/>
+          <w:tcPr>
+            <w:tcW w:type="dxa" w:w="3010"/>
+          </w:tcPr>
           <w:p>
             <w:r>
               <w:rPr>
                 <w:b/>
               </w:rPr>
-              <w:t xml:space="preserve">Tarea</w:t>
+              <w:t>Tarea</w:t>
             </w:r>
           </w:p>
         </w:tc>
         <w:tc>
-          <w:tcPr/>
+          <w:tcPr>
+            <w:tcW w:type="dxa" w:w="3010"/>
+          </w:tcPr>
           <w:p>
             <w:r>
               <w:rPr>
                 <w:b/>
               </w:rPr>
-              <w:t xml:space="preserve">Responsable</w:t>
+              <w:t>Responsable</w:t>
             </w:r>
           </w:p>
         </w:tc>
         <w:tc>
-          <w:tcPr/>
+          <w:tcPr>
+            <w:tcW w:type="dxa" w:w="3010"/>
+          </w:tcPr>
           <w:p>
             <w:r>
               <w:rPr>
                 <w:b/>
               </w:rPr>
-              <w:t xml:space="preserve">Fecha límite</w:t>
+              <w:t>Fecha limite</w:t>
+            </w:r>
+          </w:p>
+        </w:tc>
+        <w:tc>
+          <w:tcPr>
+            <w:tcW w:type="dxa" w:w="3010"/>
+          </w:tcPr>
+          <w:p>
+            <w:r>
+              <w:rPr>
+                <w:b/>
+              </w:rPr>
+              <w:t>Grado de cumplimentación</w:t>
             </w:r>
           </w:p>
         </w:tc>
       </w:tr>
       <w:tr>
         <w:tc>
-          <w:tcPr/>
+          <w:tcPr>
+            <w:tcW w:type="dxa" w:w="3010"/>
+          </w:tcPr>
           <w:p>
             <w:r>
-              <w:t xml:space="preserve">Utilizar el Laser de desgaste</w:t>
+              <w:t>Utilizar el Laser de desgaste</w:t>
             </w:r>
           </w:p>
         </w:tc>
         <w:tc>
-          <w:tcPr/>
+          <w:tcPr>
+            <w:tcW w:type="dxa" w:w="3010"/>
+          </w:tcPr>
           <w:p>
-            <w:r>
-              <w:t/>
-            </w:r>
+            <w:r/>
           </w:p>
         </w:tc>
         <w:tc>
-          <w:tcPr/>
+          <w:tcPr>
+            <w:tcW w:type="dxa" w:w="3010"/>
+          </w:tcPr>
+          <w:p>
+            <w:r/>
+          </w:p>
+        </w:tc>
+        <w:tc>
+          <w:tcPr>
+            <w:tcW w:type="dxa" w:w="3010"/>
+          </w:tcPr>
           <w:p>
             <w:r>
               <w:t/>
@@ -266,6 +668,12 @@
       </w:tr>
     </w:tbl>
     <w:p/>
+    <w:sectPr>
+      <w:pgSz w:w="11909" w:h="16834"/>
+      <w:pgMar w:top="1440" w:right="1440" w:bottom="1440" w:left="1440" w:header="720" w:footer="720" w:gutter="0"/>
+      <w:cols w:space="720"/>
+      <w:docGrid w:linePitch="360"/>
+    </w:sectPr>
   </w:body>
 </w:document>
 </file>
